--- a/docs/RESULTS_DOCUMENTATION.docx
+++ b/docs/RESULTS_DOCUMENTATION.docx
@@ -116,7 +116,7 @@
           </w:tcPr>
           <w:p>
             <w:r>
-              <w:t>Custom EfficientNet V2 (tuned)</w:t>
+              <w:t>EfficientNet-V2-B2</w:t>
             </w:r>
           </w:p>
         </w:tc>
@@ -126,7 +126,7 @@
           </w:tcPr>
           <w:p>
             <w:r>
-              <w:t>0.9947</w:t>
+              <w:t>0.9936</w:t>
             </w:r>
           </w:p>
         </w:tc>
@@ -136,7 +136,7 @@
           </w:tcPr>
           <w:p>
             <w:r>
-              <w:t>0.9947</w:t>
+              <w:t>0.9936</w:t>
             </w:r>
           </w:p>
         </w:tc>
@@ -146,7 +146,7 @@
           </w:tcPr>
           <w:p>
             <w:r>
-              <w:t>0.9947</w:t>
+              <w:t>0.9936</w:t>
             </w:r>
           </w:p>
         </w:tc>
@@ -156,7 +156,7 @@
           </w:tcPr>
           <w:p>
             <w:r>
-              <w:t>0.9947</w:t>
+              <w:t>0.9936</w:t>
             </w:r>
           </w:p>
         </w:tc>
@@ -168,7 +168,7 @@
           </w:tcPr>
           <w:p>
             <w:r>
-              <w:t>EfficientNet-V2-B2</w:t>
+              <w:t>Inception-V3</w:t>
             </w:r>
           </w:p>
         </w:tc>
@@ -178,7 +178,7 @@
           </w:tcPr>
           <w:p>
             <w:r>
-              <w:t>0.9936</w:t>
+              <w:t>0.9930</w:t>
             </w:r>
           </w:p>
         </w:tc>
@@ -188,7 +188,7 @@
           </w:tcPr>
           <w:p>
             <w:r>
-              <w:t>0.9936</w:t>
+              <w:t>0.9930</w:t>
             </w:r>
           </w:p>
         </w:tc>
@@ -198,7 +198,7 @@
           </w:tcPr>
           <w:p>
             <w:r>
-              <w:t>0.9936</w:t>
+              <w:t>0.9930</w:t>
             </w:r>
           </w:p>
         </w:tc>
@@ -208,7 +208,7 @@
           </w:tcPr>
           <w:p>
             <w:r>
-              <w:t>0.9936</w:t>
+              <w:t>0.9930</w:t>
             </w:r>
           </w:p>
         </w:tc>
@@ -220,7 +220,7 @@
           </w:tcPr>
           <w:p>
             <w:r>
-              <w:t>Inception-V3</w:t>
+              <w:t>ResNet-50</w:t>
             </w:r>
           </w:p>
         </w:tc>
@@ -230,7 +230,7 @@
           </w:tcPr>
           <w:p>
             <w:r>
-              <w:t>0.9930</w:t>
+              <w:t>0.9912</w:t>
             </w:r>
           </w:p>
         </w:tc>
@@ -240,7 +240,7 @@
           </w:tcPr>
           <w:p>
             <w:r>
-              <w:t>0.9930</w:t>
+              <w:t>0.9912</w:t>
             </w:r>
           </w:p>
         </w:tc>
@@ -250,7 +250,7 @@
           </w:tcPr>
           <w:p>
             <w:r>
-              <w:t>0.9930</w:t>
+              <w:t>0.9912</w:t>
             </w:r>
           </w:p>
         </w:tc>
@@ -260,7 +260,7 @@
           </w:tcPr>
           <w:p>
             <w:r>
-              <w:t>0.9930</w:t>
+              <w:t>0.9912</w:t>
             </w:r>
           </w:p>
         </w:tc>
@@ -272,59 +272,7 @@
           </w:tcPr>
           <w:p>
             <w:r>
-              <w:t>ResNet-50</w:t>
-            </w:r>
-          </w:p>
-        </w:tc>
-        <w:tc>
-          <w:tcPr>
-            <w:tcW w:type="dxa" w:w="1728"/>
-          </w:tcPr>
-          <w:p>
-            <w:r>
-              <w:t>0.9912</w:t>
-            </w:r>
-          </w:p>
-        </w:tc>
-        <w:tc>
-          <w:tcPr>
-            <w:tcW w:type="dxa" w:w="1728"/>
-          </w:tcPr>
-          <w:p>
-            <w:r>
-              <w:t>0.9912</w:t>
-            </w:r>
-          </w:p>
-        </w:tc>
-        <w:tc>
-          <w:tcPr>
-            <w:tcW w:type="dxa" w:w="1728"/>
-          </w:tcPr>
-          <w:p>
-            <w:r>
-              <w:t>0.9912</w:t>
-            </w:r>
-          </w:p>
-        </w:tc>
-        <w:tc>
-          <w:tcPr>
-            <w:tcW w:type="dxa" w:w="1728"/>
-          </w:tcPr>
-          <w:p>
-            <w:r>
-              <w:t>0.9912</w:t>
-            </w:r>
-          </w:p>
-        </w:tc>
-      </w:tr>
-      <w:tr>
-        <w:tc>
-          <w:tcPr>
-            <w:tcW w:type="dxa" w:w="1728"/>
-          </w:tcPr>
-          <w:p>
-            <w:r>
-              <w:t>Custom EfficientNet V2 (baseline recipe)</w:t>
+              <w:t>Custom EfficientNet V2</w:t>
             </w:r>
           </w:p>
         </w:tc>
@@ -777,7 +725,7 @@
           </w:tcPr>
           <w:p>
             <w:r>
-              <w:t>Custom EfficientNet V2 (tuned)</w:t>
+              <w:t>DenseNet-121</w:t>
             </w:r>
           </w:p>
         </w:tc>
@@ -787,7 +735,7 @@
           </w:tcPr>
           <w:p>
             <w:r>
-              <w:t>0.9970</w:t>
+              <w:t>0.9933</w:t>
             </w:r>
           </w:p>
         </w:tc>
@@ -797,7 +745,7 @@
           </w:tcPr>
           <w:p>
             <w:r>
-              <w:t>0.9970</w:t>
+              <w:t>0.9933</w:t>
             </w:r>
           </w:p>
         </w:tc>
@@ -807,7 +755,7 @@
           </w:tcPr>
           <w:p>
             <w:r>
-              <w:t>0.9970</w:t>
+              <w:t>0.9934</w:t>
             </w:r>
           </w:p>
         </w:tc>
@@ -817,7 +765,7 @@
           </w:tcPr>
           <w:p>
             <w:r>
-              <w:t>0.9970</w:t>
+              <w:t>0.9933</w:t>
             </w:r>
           </w:p>
         </w:tc>
@@ -829,7 +777,7 @@
           </w:tcPr>
           <w:p>
             <w:r>
-              <w:t>DenseNet-121</w:t>
+              <w:t>EfficientNet-V2-B2</w:t>
             </w:r>
           </w:p>
         </w:tc>
@@ -881,7 +829,7 @@
           </w:tcPr>
           <w:p>
             <w:r>
-              <w:t>EfficientNet-V2-B2</w:t>
+              <w:t>Inception-V3</w:t>
             </w:r>
           </w:p>
         </w:tc>
@@ -891,7 +839,7 @@
           </w:tcPr>
           <w:p>
             <w:r>
-              <w:t>0.9933</w:t>
+              <w:t>0.9921</w:t>
             </w:r>
           </w:p>
         </w:tc>
@@ -901,7 +849,7 @@
           </w:tcPr>
           <w:p>
             <w:r>
-              <w:t>0.9933</w:t>
+              <w:t>0.9921</w:t>
             </w:r>
           </w:p>
         </w:tc>
@@ -911,7 +859,7 @@
           </w:tcPr>
           <w:p>
             <w:r>
-              <w:t>0.9934</w:t>
+              <w:t>0.9922</w:t>
             </w:r>
           </w:p>
         </w:tc>
@@ -921,7 +869,7 @@
           </w:tcPr>
           <w:p>
             <w:r>
-              <w:t>0.9933</w:t>
+              <w:t>0.9921</w:t>
             </w:r>
           </w:p>
         </w:tc>
@@ -933,59 +881,7 @@
           </w:tcPr>
           <w:p>
             <w:r>
-              <w:t>Inception-V3</w:t>
-            </w:r>
-          </w:p>
-        </w:tc>
-        <w:tc>
-          <w:tcPr>
-            <w:tcW w:type="dxa" w:w="1728"/>
-          </w:tcPr>
-          <w:p>
-            <w:r>
-              <w:t>0.9921</w:t>
-            </w:r>
-          </w:p>
-        </w:tc>
-        <w:tc>
-          <w:tcPr>
-            <w:tcW w:type="dxa" w:w="1728"/>
-          </w:tcPr>
-          <w:p>
-            <w:r>
-              <w:t>0.9921</w:t>
-            </w:r>
-          </w:p>
-        </w:tc>
-        <w:tc>
-          <w:tcPr>
-            <w:tcW w:type="dxa" w:w="1728"/>
-          </w:tcPr>
-          <w:p>
-            <w:r>
-              <w:t>0.9922</w:t>
-            </w:r>
-          </w:p>
-        </w:tc>
-        <w:tc>
-          <w:tcPr>
-            <w:tcW w:type="dxa" w:w="1728"/>
-          </w:tcPr>
-          <w:p>
-            <w:r>
-              <w:t>0.9921</w:t>
-            </w:r>
-          </w:p>
-        </w:tc>
-      </w:tr>
-      <w:tr>
-        <w:tc>
-          <w:tcPr>
-            <w:tcW w:type="dxa" w:w="1728"/>
-          </w:tcPr>
-          <w:p>
-            <w:r>
-              <w:t>Custom EfficientNet V2 (baseline recipe)</w:t>
+              <w:t>Custom EfficientNet V2</w:t>
             </w:r>
           </w:p>
         </w:tc>
@@ -1452,69 +1348,7 @@
           </w:tcPr>
           <w:p>
             <w:r>
-              <w:t>Custom EfficientNet V2 (tuned)</w:t>
-            </w:r>
-          </w:p>
-        </w:tc>
-        <w:tc>
-          <w:tcPr>
-            <w:tcW w:type="dxa" w:w="1440"/>
-          </w:tcPr>
-          <w:p>
-            <w:r>
-              <w:t>4,898,430</w:t>
-            </w:r>
-          </w:p>
-        </w:tc>
-        <w:tc>
-          <w:tcPr>
-            <w:tcW w:type="dxa" w:w="1440"/>
-          </w:tcPr>
-          <w:p>
-            <w:r>
-              <w:t>18.988 MB</w:t>
-            </w:r>
-          </w:p>
-        </w:tc>
-        <w:tc>
-          <w:tcPr>
-            <w:tcW w:type="dxa" w:w="1440"/>
-          </w:tcPr>
-          <w:p>
-            <w:r>
-              <w:t>1.127 GFLOPs</w:t>
-            </w:r>
-          </w:p>
-        </w:tc>
-        <w:tc>
-          <w:tcPr>
-            <w:tcW w:type="dxa" w:w="1440"/>
-          </w:tcPr>
-          <w:p>
-            <w:r>
-              <w:t>52.32 MB</w:t>
-            </w:r>
-          </w:p>
-        </w:tc>
-        <w:tc>
-          <w:tcPr>
-            <w:tcW w:type="dxa" w:w="1440"/>
-          </w:tcPr>
-          <w:p>
-            <w:r>
-              <w:t>N/A</w:t>
-            </w:r>
-          </w:p>
-        </w:tc>
-      </w:tr>
-      <w:tr>
-        <w:tc>
-          <w:tcPr>
-            <w:tcW w:type="dxa" w:w="1440"/>
-          </w:tcPr>
-          <w:p>
-            <w:r>
-              <w:t>Custom EfficientNet V2 (baseline recipe)</w:t>
+              <w:t>Custom EfficientNet V2</w:t>
             </w:r>
           </w:p>
         </w:tc>
@@ -2800,69 +2634,7 @@
           </w:tcPr>
           <w:p>
             <w:r>
-              <w:t>Custom EfficientNet V2 (tuned)</w:t>
-            </w:r>
-          </w:p>
-        </w:tc>
-        <w:tc>
-          <w:tcPr>
-            <w:tcW w:type="dxa" w:w="1440"/>
-          </w:tcPr>
-          <w:p>
-            <w:r>
-              <w:t>21.568 ms</w:t>
-            </w:r>
-          </w:p>
-        </w:tc>
-        <w:tc>
-          <w:tcPr>
-            <w:tcW w:type="dxa" w:w="1440"/>
-          </w:tcPr>
-          <w:p>
-            <w:r>
-              <w:t>9.808 ± 0.163 ms</w:t>
-            </w:r>
-          </w:p>
-        </w:tc>
-        <w:tc>
-          <w:tcPr>
-            <w:tcW w:type="dxa" w:w="1440"/>
-          </w:tcPr>
-          <w:p>
-            <w:r>
-              <w:t>43.1 s</w:t>
-            </w:r>
-          </w:p>
-        </w:tc>
-        <w:tc>
-          <w:tcPr>
-            <w:tcW w:type="dxa" w:w="1440"/>
-          </w:tcPr>
-          <w:p>
-            <w:r>
-              <w:t>190/200</w:t>
-            </w:r>
-          </w:p>
-        </w:tc>
-        <w:tc>
-          <w:tcPr>
-            <w:tcW w:type="dxa" w:w="1440"/>
-          </w:tcPr>
-          <w:p>
-            <w:r>
-              <w:t>136.53 min (8191.85 s)</w:t>
-            </w:r>
-          </w:p>
-        </w:tc>
-      </w:tr>
-      <w:tr>
-        <w:tc>
-          <w:tcPr>
-            <w:tcW w:type="dxa" w:w="1440"/>
-          </w:tcPr>
-          <w:p>
-            <w:r>
-              <w:t>Custom EfficientNet V2 (baseline recipe)</w:t>
+              <w:t>Custom EfficientNet V2</w:t>
             </w:r>
           </w:p>
         </w:tc>
@@ -3350,7 +3122,7 @@
           </w:tcPr>
           <w:p>
             <w:r>
-              <w:t>Custom EfficientNet V2 (baseline recipe)</w:t>
+              <w:t>Custom EfficientNet V2</w:t>
             </w:r>
           </w:p>
         </w:tc>
@@ -3431,98 +3203,6 @@
           <w:p>
             <w:r>
               <w:t>20.508</w:t>
-            </w:r>
-          </w:p>
-        </w:tc>
-      </w:tr>
-      <w:tr>
-        <w:tc>
-          <w:tcPr>
-            <w:tcW w:type="dxa" w:w="960"/>
-          </w:tcPr>
-          <w:p>
-            <w:r>
-              <w:t>Custom EfficientNet V2 (tuned)</w:t>
-            </w:r>
-          </w:p>
-        </w:tc>
-        <w:tc>
-          <w:tcPr>
-            <w:tcW w:type="dxa" w:w="960"/>
-          </w:tcPr>
-          <w:p>
-            <w:r>
-              <w:t>11.52</w:t>
-            </w:r>
-          </w:p>
-        </w:tc>
-        <w:tc>
-          <w:tcPr>
-            <w:tcW w:type="dxa" w:w="960"/>
-          </w:tcPr>
-          <w:p>
-            <w:r>
-              <w:t>1.499</w:t>
-            </w:r>
-          </w:p>
-        </w:tc>
-        <w:tc>
-          <w:tcPr>
-            <w:tcW w:type="dxa" w:w="960"/>
-          </w:tcPr>
-          <w:p>
-            <w:r>
-              <w:t>9.721</w:t>
-            </w:r>
-          </w:p>
-        </w:tc>
-        <w:tc>
-          <w:tcPr>
-            <w:tcW w:type="dxa" w:w="960"/>
-          </w:tcPr>
-          <w:p>
-            <w:r>
-              <w:t>12.816</w:t>
-            </w:r>
-          </w:p>
-        </w:tc>
-        <w:tc>
-          <w:tcPr>
-            <w:tcW w:type="dxa" w:w="960"/>
-          </w:tcPr>
-          <w:p>
-            <w:r>
-              <w:t>12.932</w:t>
-            </w:r>
-          </w:p>
-        </w:tc>
-        <w:tc>
-          <w:tcPr>
-            <w:tcW w:type="dxa" w:w="960"/>
-          </w:tcPr>
-          <w:p>
-            <w:r>
-              <w:t>13.017</w:t>
-            </w:r>
-          </w:p>
-        </w:tc>
-        <w:tc>
-          <w:tcPr>
-            <w:tcW w:type="dxa" w:w="960"/>
-          </w:tcPr>
-          <w:p>
-            <w:r>
-              <w:t>13.318</w:t>
-            </w:r>
-          </w:p>
-        </w:tc>
-        <w:tc>
-          <w:tcPr>
-            <w:tcW w:type="dxa" w:w="960"/>
-          </w:tcPr>
-          <w:p>
-            <w:r>
-              <w:t>13.441</w:t>
             </w:r>
           </w:p>
         </w:tc>
@@ -5452,7 +5132,7 @@
         <w:pStyle w:val="Heading2"/>
       </w:pPr>
       <w:r>
-        <w:t>Custom EfficientNet V2 (tuned)</w:t>
+        <w:t>Custom EfficientNet V2</w:t>
       </w:r>
     </w:p>
     <w:p>
@@ -5463,7 +5143,7 @@
         <w:t xml:space="preserve">Summary: </w:t>
       </w:r>
       <w:r>
-        <w:t>Binary F1 = 0.9947, Subtype F1 = 0.9970 | 4,898,430 params | size 18.988 MB | GPU peak 52.32 MB | trained 190/200 epochs (136.53 min)</w:t>
+        <w:t>Binary F1 = 0.9906, Subtype F1 = 0.9921 | 4,898,430 params | size 18.988 MB | GPU peak 52.32 MB | trained 172/200 epochs (131.7 min)</w:t>
       </w:r>
     </w:p>
     <w:p>
@@ -5522,7 +5202,7 @@
       <w:r>
         <w:drawing>
           <wp:inline xmlns:a="http://schemas.openxmlformats.org/drawingml/2006/main" xmlns:pic="http://schemas.openxmlformats.org/drawingml/2006/picture">
-            <wp:extent cx="5943600" cy="2248847"/>
+            <wp:extent cx="5943600" cy="2246521"/>
             <wp:docPr id="20" name="Picture 20"/>
             <wp:cNvGraphicFramePr>
               <a:graphicFrameLocks noChangeAspect="1"/>
@@ -5536,157 +5216,6 @@
                   </pic:nvPicPr>
                   <pic:blipFill>
                     <a:blip r:embed="rId28"/>
-                    <a:stretch>
-                      <a:fillRect/>
-                    </a:stretch>
-                  </pic:blipFill>
-                  <pic:spPr>
-                    <a:xfrm>
-                      <a:off x="0" y="0"/>
-                      <a:ext cx="5943600" cy="2248847"/>
-                    </a:xfrm>
-                    <a:prstGeom prst="rect"/>
-                  </pic:spPr>
-                </pic:pic>
-              </a:graphicData>
-            </a:graphic>
-          </wp:inline>
-        </w:drawing>
-      </w:r>
-    </w:p>
-    <w:p>
-      <w:r>
-        <w:rPr>
-          <w:b/>
-        </w:rPr>
-        <w:t>Per-Class Report (Subtype):</w:t>
-      </w:r>
-    </w:p>
-    <w:p>
-      <w:r>
-        <w:rPr>
-          <w:rFonts w:ascii="Consolas" w:hAnsi="Consolas"/>
-          <w:sz w:val="18"/>
-        </w:rPr>
-        <w:t>precision    recall  f1-score   support</w:t>
-        <w:br/>
-        <w:br/>
-        <w:t xml:space="preserve">         CaS       1.00      1.00      1.00       256</w:t>
-        <w:br/>
-        <w:t xml:space="preserve">         CoS       1.00      1.00      1.00       239</w:t>
-        <w:br/>
-        <w:t xml:space="preserve">         Gum       1.00      1.00      1.00       192</w:t>
-        <w:br/>
-        <w:t xml:space="preserve">          MC       1.00      0.99      0.99       288</w:t>
-        <w:br/>
-        <w:t xml:space="preserve">          OC       0.98      1.00      0.99       173</w:t>
-        <w:br/>
-        <w:t xml:space="preserve">         OLP       0.99      1.00      1.00       288</w:t>
-        <w:br/>
-        <w:t xml:space="preserve">          OT       1.00      1.00      1.00       210</w:t>
-        <w:br/>
-        <w:br/>
-        <w:t xml:space="preserve">    accuracy                           1.00      1646</w:t>
-        <w:br/>
-        <w:t xml:space="preserve">   macro avg       1.00      1.00      1.00      1646</w:t>
-        <w:br/>
-        <w:t>weighted avg       1.00      1.00      1.00      1646</w:t>
-      </w:r>
-    </w:p>
-    <w:p>
-      <w:r>
-        <w:br w:type="page"/>
-      </w:r>
-    </w:p>
-    <w:p>
-      <w:pPr>
-        <w:pStyle w:val="Heading2"/>
-      </w:pPr>
-      <w:r>
-        <w:t>Custom EfficientNet V2 (baseline recipe)</w:t>
-      </w:r>
-    </w:p>
-    <w:p>
-      <w:r>
-        <w:rPr>
-          <w:b/>
-        </w:rPr>
-        <w:t xml:space="preserve">Summary: </w:t>
-      </w:r>
-      <w:r>
-        <w:t>Binary F1 = 0.9906, Subtype F1 = 0.9921 | 4,898,430 params | size 18.988 MB | GPU peak 52.32 MB | trained 172/200 epochs (131.7 min)</w:t>
-      </w:r>
-    </w:p>
-    <w:p>
-      <w:r>
-        <w:rPr>
-          <w:b/>
-        </w:rPr>
-        <w:t>Confusion Matrix:</w:t>
-      </w:r>
-    </w:p>
-    <w:p>
-      <w:r>
-        <w:drawing>
-          <wp:inline xmlns:a="http://schemas.openxmlformats.org/drawingml/2006/main" xmlns:pic="http://schemas.openxmlformats.org/drawingml/2006/picture">
-            <wp:extent cx="5943600" cy="2599592"/>
-            <wp:docPr id="21" name="Picture 21"/>
-            <wp:cNvGraphicFramePr>
-              <a:graphicFrameLocks noChangeAspect="1"/>
-            </wp:cNvGraphicFramePr>
-            <a:graphic>
-              <a:graphicData uri="http://schemas.openxmlformats.org/drawingml/2006/picture">
-                <pic:pic>
-                  <pic:nvPicPr>
-                    <pic:cNvPr id="0" name="confusion_matrices.png"/>
-                    <pic:cNvPicPr/>
-                  </pic:nvPicPr>
-                  <pic:blipFill>
-                    <a:blip r:embed="rId29"/>
-                    <a:stretch>
-                      <a:fillRect/>
-                    </a:stretch>
-                  </pic:blipFill>
-                  <pic:spPr>
-                    <a:xfrm>
-                      <a:off x="0" y="0"/>
-                      <a:ext cx="5943600" cy="2599592"/>
-                    </a:xfrm>
-                    <a:prstGeom prst="rect"/>
-                  </pic:spPr>
-                </pic:pic>
-              </a:graphicData>
-            </a:graphic>
-          </wp:inline>
-        </w:drawing>
-      </w:r>
-    </w:p>
-    <w:p>
-      <w:r>
-        <w:rPr>
-          <w:b/>
-        </w:rPr>
-        <w:t>Latency Distribution:</w:t>
-      </w:r>
-    </w:p>
-    <w:p>
-      <w:r>
-        <w:drawing>
-          <wp:inline xmlns:a="http://schemas.openxmlformats.org/drawingml/2006/main" xmlns:pic="http://schemas.openxmlformats.org/drawingml/2006/picture">
-            <wp:extent cx="5943600" cy="2246521"/>
-            <wp:docPr id="22" name="Picture 22"/>
-            <wp:cNvGraphicFramePr>
-              <a:graphicFrameLocks noChangeAspect="1"/>
-            </wp:cNvGraphicFramePr>
-            <a:graphic>
-              <a:graphicData uri="http://schemas.openxmlformats.org/drawingml/2006/picture">
-                <pic:pic>
-                  <pic:nvPicPr>
-                    <pic:cNvPr id="0" name="latency_distribution.png"/>
-                    <pic:cNvPicPr/>
-                  </pic:nvPicPr>
-                  <pic:blipFill>
-                    <a:blip r:embed="rId30"/>
                     <a:stretch>
                       <a:fillRect/>
                     </a:stretch>
@@ -5762,7 +5291,15 @@
         <w:pStyle w:val="ListBullet"/>
       </w:pPr>
       <w:r>
-        <w:t>Custom EfficientNet V2 (tuned) uses warmup, AMP, gradient clipping, Kaiming init, early-stopping patience=25, and Test-Time Augmentation (5 views). Custom EfficientNet V2 (baseline recipe) uses the same training recipe as the 8 pretrained baselines (lr=1e-4, no warmup/AMP/clip, ES=15, no TTA) — this is the fair-comparison ablation.</w:t>
+        <w:t>Custom EfficientNet V2 uses the same training recipe as the 8 pretrained baselines (lr=1e-4, no warmup/AMP/clip, ES=15, no TTA) for a fair comparison.</w:t>
+      </w:r>
+    </w:p>
+    <w:p>
+      <w:pPr>
+        <w:pStyle w:val="ListBullet"/>
+      </w:pPr>
+      <w:r>
+        <w:t>Custom EfficientNet V2 has fewer trainable parameters than EfficientNet-B0 but more FLOPs because it drops EfficientNet-B0's late-stage conv_head/Block-6 (param-heavy, FLOP-light at 7×7 resolution) and replaces Block-4 with an AttentionHub (BAM + Triplet + KAN) operating at higher spatial resolution — which is param-light but FLOP-heavy.</w:t>
       </w:r>
     </w:p>
     <w:p>
